--- a/frontend/public/polityka_prywatnosci.docx
+++ b/frontend/public/polityka_prywatnosci.docx
@@ -25,13 +25,8 @@
     </w:p>
     <w:p>
       <w:r>
-        <w:t xml:space="preserve">BLISS MEBLE Rafał </w:t>
-      </w:r>
-      <w:proofErr w:type="spellStart"/>
-      <w:r>
-        <w:t>Redes</w:t>
-      </w:r>
-      <w:proofErr w:type="spellEnd"/>
+        <w:t>BLISS MEBLE Rafał Redes</w:t>
+      </w:r>
     </w:p>
     <w:p>
       <w:r>
@@ -386,8 +381,20 @@
       </w:r>
     </w:p>
     <w:p>
-      <w:r>
-        <w:t>Dane nie są przekazywane do państw trzecich (poza Europejski Obszar Gospodarczy).</w:t>
+      <w:pPr>
+        <w:pStyle w:val="Akapitzlist"/>
+        <w:numPr>
+          <w:ilvl w:val="0"/>
+          <w:numId w:val="3"/>
+        </w:numPr>
+      </w:pPr>
+      <w:r>
+        <w:t>dostawcy interaktywnej mapy w zakładce Kontakt (Google LLC) – wyświetlenie mapy może wiązać się z przesłaniem Twojego adresu IP w celu prawidłowego działania usługi (nasz uzasadniony interes).</w:t>
+      </w:r>
+    </w:p>
+    <w:p>
+      <w:r>
+        <w:t>Poza usługą Google Maps, Twoje dane nie są przekazywane do państw trzecich (poza Europejski Obszar Gospodarczy).</w:t>
       </w:r>
     </w:p>
     <w:p>
@@ -422,7 +429,10 @@
         <w:t>Dane ze zrealizowanych zamówień (w tym faktury i adresy):</w:t>
       </w:r>
       <w:r>
-        <w:t xml:space="preserve"> przechowujemy przez 5 lat od końca roku kalendarzowego, w którym upłynął termin płatności podatku – jest to nasz bezwzględny obowiązek wynikający z prawa podatkowego.</w:t>
+        <w:t xml:space="preserve"> </w:t>
+      </w:r>
+      <w:r>
+        <w:t>przechowujemy przez 6 lat od daty złożenia zamówienia – co pozwala nam bezpiecznie spełnić obowiązek archiwizacji dokumentacji rachunkowej (wynoszący 5 lat od końca roku kalendarzowego, w którym upłynął termin płatności podatku). Po tym czasie Twoje dane teleadresowe są automatycznie i trwale anonimizowane (zamieniane na dane fikcyjne), a w bazie pozostaje jedynie anonimowa informacja finansowa o kwocie i dacie transakcji.</w:t>
       </w:r>
     </w:p>
     <w:p>
@@ -470,15 +480,7 @@
         <w:t>Jednorazowe linki do opinii:</w:t>
       </w:r>
       <w:r>
-        <w:t xml:space="preserve"> </w:t>
-      </w:r>
-      <w:proofErr w:type="spellStart"/>
-      <w:r>
-        <w:t>tokeny</w:t>
-      </w:r>
-      <w:proofErr w:type="spellEnd"/>
-      <w:r>
-        <w:t xml:space="preserve"> autoryzacyjne pozwalające na wystawienie opinii są usuwane z naszej bazy natychmiast po wystawieniu opinii lub automatycznie po wygaśnięciu ich ważności (maksymalnie po 30 dniach od wysłania).</w:t>
+        <w:t xml:space="preserve"> tokeny autoryzacyjne pozwalające na wystawienie opinii są usuwane z naszej bazy natychmiast po wystawieniu opinii lub automatycznie po wygaśnięciu ich ważności (maksymalnie po 30 dniach od wysłania).</w:t>
       </w:r>
     </w:p>
     <w:p>
@@ -508,44 +510,12 @@
         <w:t xml:space="preserve">6. </w:t>
       </w:r>
       <w:r>
-        <w:t xml:space="preserve">Pliki </w:t>
-      </w:r>
-      <w:proofErr w:type="spellStart"/>
-      <w:r>
-        <w:t>cookies</w:t>
-      </w:r>
-      <w:proofErr w:type="spellEnd"/>
-      <w:r>
-        <w:t xml:space="preserve"> i lokalna pamięć przeglądarki (</w:t>
-      </w:r>
-      <w:proofErr w:type="spellStart"/>
-      <w:r>
-        <w:t>Local</w:t>
-      </w:r>
-      <w:proofErr w:type="spellEnd"/>
-      <w:r>
-        <w:t xml:space="preserve"> Storage)</w:t>
-      </w:r>
-    </w:p>
-    <w:p>
-      <w:r>
-        <w:t xml:space="preserve">Nasz sklep dba o Twoją prywatność. Zawartość Twojego koszyka zakupowego jest zapisywana wyłącznie w pamięci Twojej przeglądarki internetowej (tzw. </w:t>
-      </w:r>
-      <w:proofErr w:type="spellStart"/>
-      <w:r>
-        <w:t>Local</w:t>
-      </w:r>
-      <w:proofErr w:type="spellEnd"/>
-      <w:r>
-        <w:t xml:space="preserve"> Storage). My jako sklep nie mamy dostępu do Twojego koszyka, dopóki nie zdecydujesz się złożyć zamówienia. Stosujemy wyłącznie technicznie niezbędne pliki </w:t>
-      </w:r>
-      <w:proofErr w:type="spellStart"/>
-      <w:r>
-        <w:t>cookies</w:t>
-      </w:r>
-      <w:proofErr w:type="spellEnd"/>
-      <w:r>
-        <w:t xml:space="preserve"> do:</w:t>
+        <w:t>Pliki cookies i lokalna pamięć przeglądarki (Local Storage)</w:t>
+      </w:r>
+    </w:p>
+    <w:p>
+      <w:r>
+        <w:t>Nasz sklep dba o Twoją prywatność. Zawartość Twojego koszyka zakupowego jest zapisywana wyłącznie w pamięci Twojej przeglądarki internetowej (tzw. Local Storage). My jako sklep nie mamy dostępu do Twojego koszyka, dopóki nie zdecydujesz się złożyć zamówienia. Stosujemy wyłącznie technicznie niezbędne pliki cookies do:</w:t>
       </w:r>
     </w:p>
     <w:p>
@@ -635,6 +605,7 @@
         </w:numPr>
       </w:pPr>
       <w:r>
+        <w:lastRenderedPageBreak/>
         <w:t>ograniczenia przetwarzania oraz przenoszenia danych,</w:t>
       </w:r>
     </w:p>
@@ -678,7 +649,6 @@
         <w:pStyle w:val="Nagwek1"/>
       </w:pPr>
       <w:r>
-        <w:lastRenderedPageBreak/>
         <w:t xml:space="preserve">8. </w:t>
       </w:r>
       <w:r>
@@ -703,7 +673,16 @@
     </w:p>
     <w:p>
       <w:r>
-        <w:t>Zastrzegamy sobie prawo do wprowadzania zmian w niniejszej Polityce Prywatności, aby zawsze była ona zgodna z aktualnym prawem i rozwiązaniami technologicznymi w naszym sklepie. Obowiązuje od dnia: [Wpisz datę startu sklepu].</w:t>
+        <w:t xml:space="preserve">Zastrzegamy sobie prawo do wprowadzania zmian w niniejszej Polityce Prywatności, aby zawsze była ona zgodna z aktualnym prawem i rozwiązaniami technologicznymi w naszym sklepie. Obowiązuje od dnia: </w:t>
+      </w:r>
+      <w:r>
+        <w:t>31.05.2026</w:t>
+      </w:r>
+      <w:r>
+        <w:t xml:space="preserve"> </w:t>
+      </w:r>
+      <w:r>
+        <w:t>r.</w:t>
       </w:r>
     </w:p>
     <w:sectPr>
